--- a/public/downloads/process-briefs/hlpf-prose-brief.docx
+++ b/public/downloads/process-briefs/hlpf-prose-brief.docx
@@ -93,7 +93,7 @@
           <w:i w:val="0"/>
           <w:sz w:val="22"/>
         </w:rPr>
-        <w:t>27 August 2026</w:t>
+        <w:t>28 August 2026</w:t>
       </w:r>
     </w:p>
     <w:p>
@@ -231,6 +231,126 @@
             <w:color w:val="0563C1"/>
             <w:u w:val="single"/>
           </w:rPr>
+          <w:t>2027 theme and SDGs under review</w:t>
+        </w:r>
+      </w:hyperlink>
+      <w:r>
+        <w:rPr>
+          <w:rFonts w:ascii="Times New Roman" w:hAnsi="Times New Roman" w:eastAsia="Times New Roman"/>
+          <w:b/>
+          <w:i w:val="0"/>
+          <w:sz w:val="22"/>
+        </w:rPr>
+        <w:t xml:space="preserve"> — Published for 2027</w:t>
+      </w:r>
+      <w:r>
+        <w:rPr>
+          <w:rFonts w:ascii="Times New Roman" w:hAnsi="Times New Roman" w:eastAsia="Times New Roman"/>
+          <w:b w:val="0"/>
+          <w:i w:val="0"/>
+          <w:sz w:val="22"/>
+        </w:rPr>
+        <w:t>. The 2027 theme is scaling up just transitions to achieve sustainable development, eradicate poverty and fully implement the 2030 Agenda and its SDGs. Goals 4, 10, 12, 15 and 17 will receive in-depth review.</w:t>
+      </w:r>
+      <w:r>
+        <w:rPr>
+          <w:rFonts w:ascii="Times New Roman" w:hAnsi="Times New Roman" w:eastAsia="Times New Roman"/>
+          <w:b w:val="0"/>
+          <w:i/>
+          <w:sz w:val="22"/>
+        </w:rPr>
+        <w:t xml:space="preserve"> Status: Official 2027 framework.</w:t>
+      </w:r>
+    </w:p>
+    <w:p>
+      <w:hyperlink r:id="rId10">
+        <w:r>
+          <w:rPr>
+            <w:rFonts w:ascii="Times New Roman" w:hAnsi="Times New Roman" w:eastAsia="Times New Roman"/>
+            <w:sz w:val="22"/>
+            <w:color w:val="0563C1"/>
+            <w:u w:val="single"/>
+          </w:rPr>
+          <w:t>Regional Forums on Sustainable Development</w:t>
+        </w:r>
+      </w:hyperlink>
+      <w:r>
+        <w:rPr>
+          <w:rFonts w:ascii="Times New Roman" w:hAnsi="Times New Roman" w:eastAsia="Times New Roman"/>
+          <w:b/>
+          <w:i w:val="0"/>
+          <w:sz w:val="22"/>
+        </w:rPr>
+        <w:t xml:space="preserve"> — Usually before the July HLPF · dates set regionally</w:t>
+      </w:r>
+      <w:r>
+        <w:rPr>
+          <w:rFonts w:ascii="Times New Roman" w:hAnsi="Times New Roman" w:eastAsia="Times New Roman"/>
+          <w:b w:val="0"/>
+          <w:i w:val="0"/>
+          <w:sz w:val="22"/>
+        </w:rPr>
+        <w:t>. The five UN regional commissions convene official preparatory forums. Their programmes can provide a regional youth-entry point even when the country is not presenting a VNR, but participation and youth sessions differ by region.</w:t>
+      </w:r>
+      <w:r>
+        <w:rPr>
+          <w:rFonts w:ascii="Times New Roman" w:hAnsi="Times New Roman" w:eastAsia="Times New Roman"/>
+          <w:b w:val="0"/>
+          <w:i/>
+          <w:sz w:val="22"/>
+        </w:rPr>
+        <w:t xml:space="preserve"> Status: Recurring official preparatory process; 2027 dates pending.</w:t>
+      </w:r>
+    </w:p>
+    <w:p>
+      <w:hyperlink r:id="rId11">
+        <w:r>
+          <w:rPr>
+            <w:rFonts w:ascii="Times New Roman" w:hAnsi="Times New Roman" w:eastAsia="Times New Roman"/>
+            <w:sz w:val="22"/>
+            <w:color w:val="0563C1"/>
+            <w:u w:val="single"/>
+          </w:rPr>
+          <w:t>VNR workshops and knowledge exchanges</w:t>
+        </w:r>
+      </w:hyperlink>
+      <w:r>
+        <w:rPr>
+          <w:rFonts w:ascii="Times New Roman" w:hAnsi="Times New Roman" w:eastAsia="Times New Roman"/>
+          <w:b/>
+          <w:i w:val="0"/>
+          <w:sz w:val="22"/>
+        </w:rPr>
+        <w:t xml:space="preserve"> — Across the VNR cycle · for reviewing countries</w:t>
+      </w:r>
+      <w:r>
+        <w:rPr>
+          <w:rFonts w:ascii="Times New Roman" w:hAnsi="Times New Roman" w:eastAsia="Times New Roman"/>
+          <w:b w:val="0"/>
+          <w:i w:val="0"/>
+          <w:sz w:val="22"/>
+        </w:rPr>
+        <w:t>. Official workshops and exchanges explain the current VNR guidance, deadlines and expectations for stakeholder participation. They are useful before the national report and New York presentation are finalized.</w:t>
+      </w:r>
+      <w:r>
+        <w:rPr>
+          <w:rFonts w:ascii="Times New Roman" w:hAnsi="Times New Roman" w:eastAsia="Times New Roman"/>
+          <w:b w:val="0"/>
+          <w:i/>
+          <w:sz w:val="22"/>
+        </w:rPr>
+        <w:t xml:space="preserve"> Status: Recurring official VNR support; 2027 schedule pending.</w:t>
+      </w:r>
+    </w:p>
+    <w:p>
+      <w:hyperlink r:id="rId11">
+        <w:r>
+          <w:rPr>
+            <w:rFonts w:ascii="Times New Roman" w:hAnsi="Times New Roman" w:eastAsia="Times New Roman"/>
+            <w:sz w:val="22"/>
+            <w:color w:val="0563C1"/>
+            <w:u w:val="single"/>
+          </w:rPr>
           <w:t>Voluntary National Review country process</w:t>
         </w:r>
       </w:hyperlink>
@@ -263,7 +383,7 @@
       </w:r>
     </w:p>
     <w:p>
-      <w:hyperlink r:id="rId9">
+      <w:hyperlink r:id="rId11">
         <w:r>
           <w:rPr>
             <w:rFonts w:ascii="Times New Roman" w:hAnsi="Times New Roman" w:eastAsia="Times New Roman"/>
@@ -303,7 +423,7 @@
       </w:r>
     </w:p>
     <w:p>
-      <w:hyperlink r:id="rId10">
+      <w:hyperlink r:id="rId12">
         <w:r>
           <w:rPr>
             <w:rFonts w:ascii="Times New Roman" w:hAnsi="Times New Roman" w:eastAsia="Times New Roman"/>
@@ -343,7 +463,7 @@
       </w:r>
     </w:p>
     <w:p>
-      <w:hyperlink r:id="rId11">
+      <w:hyperlink r:id="rId13">
         <w:r>
           <w:rPr>
             <w:rFonts w:ascii="Times New Roman" w:hAnsi="Times New Roman" w:eastAsia="Times New Roman"/>
@@ -383,7 +503,7 @@
       </w:r>
     </w:p>
     <w:p>
-      <w:hyperlink r:id="rId12">
+      <w:hyperlink r:id="rId14">
         <w:r>
           <w:rPr>
             <w:rFonts w:ascii="Times New Roman" w:hAnsi="Times New Roman" w:eastAsia="Times New Roman"/>
@@ -619,52 +739,6 @@
           <w:i w:val="0"/>
           <w:sz w:val="22"/>
         </w:rPr>
-        <w:t xml:space="preserve">SDG Summit political-declaration zero draft — 2027-05-03 to 2027-05-14: </w:t>
-      </w:r>
-      <w:r>
-        <w:rPr>
-          <w:rFonts w:ascii="Times New Roman" w:hAnsi="Times New Roman" w:eastAsia="Times New Roman"/>
-          <w:b w:val="0"/>
-          <w:i w:val="0"/>
-          <w:sz w:val="22"/>
-        </w:rPr>
-        <w:t>The 2023 Summit precedent placed the zero draft on 8 May. The 2027 co-facilitators have not yet published a timetable. Status: recent cycle.</w:t>
-      </w:r>
-    </w:p>
-    <w:p>
-      <w:pPr>
-        <w:pStyle w:val="ListBullet"/>
-      </w:pPr>
-      <w:r>
-        <w:rPr>
-          <w:rFonts w:ascii="Times New Roman" w:hAnsi="Times New Roman" w:eastAsia="Times New Roman"/>
-          <w:b/>
-          <w:i w:val="0"/>
-          <w:sz w:val="22"/>
-        </w:rPr>
-        <w:t xml:space="preserve">Political-declaration consultations and revisions — 2027-06-01 to 2027-07-23: </w:t>
-      </w:r>
-      <w:r>
-        <w:rPr>
-          <w:rFonts w:ascii="Times New Roman" w:hAnsi="Times New Roman" w:eastAsia="Times New Roman"/>
-          <w:b w:val="0"/>
-          <w:i w:val="0"/>
-          <w:sz w:val="22"/>
-        </w:rPr>
-        <w:t>The 2023 precedent used June consultations and a final draft in July. These dates are an early-warning range, not a 2027 deadline. Status: recent cycle.</w:t>
-      </w:r>
-    </w:p>
-    <w:p>
-      <w:pPr>
-        <w:pStyle w:val="ListBullet"/>
-      </w:pPr>
-      <w:r>
-        <w:rPr>
-          <w:rFonts w:ascii="Times New Roman" w:hAnsi="Times New Roman" w:eastAsia="Times New Roman"/>
-          <w:b/>
-          <w:i w:val="0"/>
-          <w:sz w:val="22"/>
-        </w:rPr>
         <w:t xml:space="preserve">HLPF — 2027-07-06 to 2027-07-15: </w:t>
       </w:r>
       <w:r>
@@ -674,7 +748,7 @@
           <w:i w:val="0"/>
           <w:sz w:val="22"/>
         </w:rPr>
-        <w:t>Official provisional forum dates. Status: official.</w:t>
+        <w:t>Official provisional forum dates. Status: official provisional.</w:t>
       </w:r>
     </w:p>
     <w:p>
@@ -698,6 +772,96 @@
           <w:sz w:val="22"/>
         </w:rPr>
         <w:t>The Heads-of-State HLPF under the General Assembly will take place in September 2027. Exact dates are not yet published. Status: tentative.</w:t>
+      </w:r>
+    </w:p>
+    <w:p>
+      <w:pPr>
+        <w:pStyle w:val="Heading2"/>
+      </w:pPr>
+      <w:r>
+        <w:t>2027 file watch</w:t>
+      </w:r>
+    </w:p>
+    <w:p>
+      <w:r>
+        <w:rPr>
+          <w:rFonts w:ascii="Times New Roman" w:hAnsi="Times New Roman" w:eastAsia="Times New Roman"/>
+          <w:b/>
+          <w:i w:val="0"/>
+          <w:sz w:val="22"/>
+        </w:rPr>
+        <w:t xml:space="preserve">Published: </w:t>
+      </w:r>
+      <w:r>
+        <w:rPr>
+          <w:rFonts w:ascii="Times New Roman" w:hAnsi="Times New Roman" w:eastAsia="Times New Roman"/>
+          <w:b w:val="0"/>
+          <w:i w:val="0"/>
+          <w:sz w:val="22"/>
+        </w:rPr>
+        <w:t>The 2027 theme, SDGs under review and official provisional July dates are public.</w:t>
+      </w:r>
+    </w:p>
+    <w:p>
+      <w:r>
+        <w:rPr>
+          <w:rFonts w:ascii="Times New Roman" w:hAnsi="Times New Roman" w:eastAsia="Times New Roman"/>
+          <w:b/>
+          <w:i w:val="0"/>
+          <w:sz w:val="22"/>
+        </w:rPr>
+        <w:t xml:space="preserve">Expected next: </w:t>
+      </w:r>
+      <w:r>
+        <w:rPr>
+          <w:rFonts w:ascii="Times New Roman" w:hAnsi="Times New Roman" w:eastAsia="Times New Roman"/>
+          <w:b w:val="0"/>
+          <w:i w:val="0"/>
+          <w:sz w:val="22"/>
+        </w:rPr>
+        <w:t>The VNR country list, regional-forum dates, VNR guidance and the SDG Summit political-declaration timetable.</w:t>
+      </w:r>
+    </w:p>
+    <w:p>
+      <w:r>
+        <w:rPr>
+          <w:rFonts w:ascii="Times New Roman" w:hAnsi="Times New Roman" w:eastAsia="Times New Roman"/>
+          <w:b/>
+          <w:i w:val="0"/>
+          <w:sz w:val="22"/>
+        </w:rPr>
+        <w:t xml:space="preserve">Official page: </w:t>
+      </w:r>
+      <w:hyperlink r:id="rId9">
+        <w:r>
+          <w:rPr>
+            <w:rFonts w:ascii="Times New Roman" w:hAnsi="Times New Roman" w:eastAsia="Times New Roman"/>
+            <w:sz w:val="22"/>
+            <w:color w:val="0563C1"/>
+            <w:u w:val="single"/>
+          </w:rPr>
+          <w:t>HLPF 2027 cycle</w:t>
+        </w:r>
+      </w:hyperlink>
+    </w:p>
+    <w:p>
+      <w:r>
+        <w:rPr>
+          <w:rFonts w:ascii="Times New Roman" w:hAnsi="Times New Roman" w:eastAsia="Times New Roman"/>
+          <w:b/>
+          <w:i w:val="0"/>
+          <w:sz w:val="22"/>
+        </w:rPr>
+        <w:t xml:space="preserve">Practical route: </w:t>
+      </w:r>
+      <w:r>
+        <w:rPr>
+          <w:rFonts w:ascii="Times New Roman" w:hAnsi="Times New Roman" w:eastAsia="Times New Roman"/>
+          <w:b w:val="0"/>
+          <w:i w:val="0"/>
+          <w:sz w:val="22"/>
+        </w:rPr>
+        <w:t>Use the national VNR ministry for a country review and your country’s Permanent Mission in New York for the SDG Summit declaration.</w:t>
       </w:r>
     </w:p>
     <w:p>
@@ -747,7 +911,49 @@
           <w:i w:val="0"/>
           <w:sz w:val="22"/>
         </w:rPr>
+        <w:t>The 2027 theme is scaling up just transitions to achieve sustainable development, eradicate poverty and fully implement the 2030 Agenda and its SDGs. Goals 4, 10, 12, 15 and 17 are under in-depth review.</w:t>
+      </w:r>
+    </w:p>
+    <w:p>
+      <w:pPr>
+        <w:pStyle w:val="ListBullet"/>
+      </w:pPr>
+      <w:r>
+        <w:rPr>
+          <w:rFonts w:ascii="Times New Roman" w:hAnsi="Times New Roman" w:eastAsia="Times New Roman"/>
+          <w:b w:val="0"/>
+          <w:i w:val="0"/>
+          <w:sz w:val="22"/>
+        </w:rPr>
         <w:t>The official VNR country list and each reviewing country’s national consultation timetable. VNRs are state-led and country-specific; the New York presentation is the final stage of a longer domestic process.</w:t>
+      </w:r>
+    </w:p>
+    <w:p>
+      <w:pPr>
+        <w:pStyle w:val="ListBullet"/>
+      </w:pPr>
+      <w:r>
+        <w:rPr>
+          <w:rFonts w:ascii="Times New Roman" w:hAnsi="Times New Roman" w:eastAsia="Times New Roman"/>
+          <w:b w:val="0"/>
+          <w:i w:val="0"/>
+          <w:sz w:val="22"/>
+        </w:rPr>
+        <w:t>The five Regional Forums on Sustainable Development and their region-specific youth sessions, which provide official preparatory routes before the July HLPF.</w:t>
+      </w:r>
+    </w:p>
+    <w:p>
+      <w:pPr>
+        <w:pStyle w:val="ListBullet"/>
+      </w:pPr>
+      <w:r>
+        <w:rPr>
+          <w:rFonts w:ascii="Times New Roman" w:hAnsi="Times New Roman" w:eastAsia="Times New Roman"/>
+          <w:b w:val="0"/>
+          <w:i w:val="0"/>
+          <w:sz w:val="22"/>
+        </w:rPr>
+        <w:t>The official VNR workshops and knowledge exchanges for reviewing countries, which publish current guidance and reveal the cycle’s deadlines and expectations for stakeholder participation.</w:t>
       </w:r>
     </w:p>
     <w:p>
@@ -858,7 +1064,7 @@
       <w:pPr>
         <w:pStyle w:val="ListBullet"/>
       </w:pPr>
-      <w:hyperlink r:id="rId13">
+      <w:hyperlink r:id="rId15">
         <w:r>
           <w:rPr>
             <w:rFonts w:ascii="Times New Roman" w:hAnsi="Times New Roman" w:eastAsia="Times New Roman"/>
@@ -883,7 +1089,7 @@
       <w:pPr>
         <w:pStyle w:val="ListBullet"/>
       </w:pPr>
-      <w:hyperlink r:id="rId14">
+      <w:hyperlink r:id="rId16">
         <w:r>
           <w:rPr>
             <w:rFonts w:ascii="Times New Roman" w:hAnsi="Times New Roman" w:eastAsia="Times New Roman"/>
@@ -925,7 +1131,7 @@
         </w:rPr>
         <w:t xml:space="preserve">Previous autumn — </w:t>
       </w:r>
-      <w:hyperlink r:id="rId9">
+      <w:hyperlink r:id="rId11">
         <w:r>
           <w:rPr>
             <w:rFonts w:ascii="Times New Roman" w:hAnsi="Times New Roman" w:eastAsia="Times New Roman"/>
@@ -957,9 +1163,77 @@
           <w:i w:val="0"/>
           <w:sz w:val="22"/>
         </w:rPr>
+        <w:t xml:space="preserve">Before July · dates set by each region — </w:t>
+      </w:r>
+      <w:hyperlink r:id="rId10">
+        <w:r>
+          <w:rPr>
+            <w:rFonts w:ascii="Times New Roman" w:hAnsi="Times New Roman" w:eastAsia="Times New Roman"/>
+            <w:sz w:val="22"/>
+            <w:color w:val="0563C1"/>
+            <w:u w:val="single"/>
+          </w:rPr>
+          <w:t>Regional Forums on Sustainable Development</w:t>
+        </w:r>
+      </w:hyperlink>
+      <w:r>
+        <w:rPr>
+          <w:rFonts w:ascii="Times New Roman" w:hAnsi="Times New Roman" w:eastAsia="Times New Roman"/>
+          <w:b w:val="0"/>
+          <w:i w:val="0"/>
+          <w:sz w:val="22"/>
+        </w:rPr>
+        <w:t>: Check the relevant UN regional commission’s programme for an official regional preparatory forum and any youth or children-and-youth session. Participation conditions and dates differ across the five regions.</w:t>
+      </w:r>
+    </w:p>
+    <w:p>
+      <w:pPr>
+        <w:pStyle w:val="ListBullet"/>
+      </w:pPr>
+      <w:r>
+        <w:rPr>
+          <w:rFonts w:ascii="Times New Roman" w:hAnsi="Times New Roman" w:eastAsia="Times New Roman"/>
+          <w:b/>
+          <w:i w:val="0"/>
+          <w:sz w:val="22"/>
+        </w:rPr>
+        <w:t xml:space="preserve">Across the VNR cycle — </w:t>
+      </w:r>
+      <w:hyperlink r:id="rId11">
+        <w:r>
+          <w:rPr>
+            <w:rFonts w:ascii="Times New Roman" w:hAnsi="Times New Roman" w:eastAsia="Times New Roman"/>
+            <w:sz w:val="22"/>
+            <w:color w:val="0563C1"/>
+            <w:u w:val="single"/>
+          </w:rPr>
+          <w:t>VNR workshops and knowledge exchanges</w:t>
+        </w:r>
+      </w:hyperlink>
+      <w:r>
+        <w:rPr>
+          <w:rFonts w:ascii="Times New Roman" w:hAnsi="Times New Roman" w:eastAsia="Times New Roman"/>
+          <w:b w:val="0"/>
+          <w:i w:val="0"/>
+          <w:sz w:val="22"/>
+        </w:rPr>
+        <w:t>: For reviewing countries, these official sessions explain the current handbook, report milestones and expectations for stakeholder involvement before the VNR is finalized.</w:t>
+      </w:r>
+    </w:p>
+    <w:p>
+      <w:pPr>
+        <w:pStyle w:val="ListBullet"/>
+      </w:pPr>
+      <w:r>
+        <w:rPr>
+          <w:rFonts w:ascii="Times New Roman" w:hAnsi="Times New Roman" w:eastAsia="Times New Roman"/>
+          <w:b/>
+          <w:i w:val="0"/>
+          <w:sz w:val="22"/>
+        </w:rPr>
         <w:t xml:space="preserve">National cycle · often autumn–June — </w:t>
       </w:r>
-      <w:hyperlink r:id="rId9">
+      <w:hyperlink r:id="rId11">
         <w:r>
           <w:rPr>
             <w:rFonts w:ascii="Times New Roman" w:hAnsi="Times New Roman" w:eastAsia="Times New Roman"/>
@@ -993,7 +1267,7 @@
         </w:rPr>
         <w:t xml:space="preserve">When appointed · 2027 dates pending — </w:t>
       </w:r>
-      <w:hyperlink r:id="rId10">
+      <w:hyperlink r:id="rId12">
         <w:r>
           <w:rPr>
             <w:rFonts w:ascii="Times New Roman" w:hAnsi="Times New Roman" w:eastAsia="Times New Roman"/>
@@ -1027,7 +1301,7 @@
         </w:rPr>
         <w:t xml:space="preserve">Spring–summer · 2023 precedent — </w:t>
       </w:r>
-      <w:hyperlink r:id="rId10">
+      <w:hyperlink r:id="rId12">
         <w:r>
           <w:rPr>
             <w:rFonts w:ascii="Times New Roman" w:hAnsi="Times New Roman" w:eastAsia="Times New Roman"/>
@@ -1061,7 +1335,7 @@
         </w:rPr>
         <w:t xml:space="preserve">Spring · if applying — </w:t>
       </w:r>
-      <w:hyperlink r:id="rId11">
+      <w:hyperlink r:id="rId13">
         <w:r>
           <w:rPr>
             <w:rFonts w:ascii="Times New Roman" w:hAnsi="Times New Roman" w:eastAsia="Times New Roman"/>
@@ -1095,7 +1369,7 @@
         </w:rPr>
         <w:t xml:space="preserve">July — </w:t>
       </w:r>
-      <w:hyperlink r:id="rId12">
+      <w:hyperlink r:id="rId14">
         <w:r>
           <w:rPr>
             <w:rFonts w:ascii="Times New Roman" w:hAnsi="Times New Roman" w:eastAsia="Times New Roman"/>
@@ -1129,7 +1403,7 @@
         </w:rPr>
         <w:t xml:space="preserve">September 2027 · exact dates pending — </w:t>
       </w:r>
-      <w:hyperlink r:id="rId15">
+      <w:hyperlink r:id="rId9">
         <w:r>
           <w:rPr>
             <w:rFonts w:ascii="Times New Roman" w:hAnsi="Times New Roman" w:eastAsia="Times New Roman"/>
@@ -1148,19 +1422,6 @@
           <w:sz w:val="22"/>
         </w:rPr>
         <w:t>: The HLPF meets under the General Assembly at Heads-of-State level. The official 2027 page and General Assembly programme will confirm the Summit dates and action on the negotiated political declaration.</w:t>
-      </w:r>
-    </w:p>
-    <w:p>
-      <w:pPr>
-        <w:pStyle w:val="Heading1"/>
-      </w:pPr>
-      <w:r>
-        <w:t>Examples</w:t>
-      </w:r>
-    </w:p>
-    <w:p>
-      <w:r>
-        <w:t>No verified public example is currently included on the website for this process.</w:t>
       </w:r>
     </w:p>
     <w:p>
@@ -1193,7 +1454,7 @@
         </w:rPr>
         <w:t xml:space="preserve">General HLPF enquiries — </w:t>
       </w:r>
-      <w:hyperlink r:id="rId16">
+      <w:hyperlink r:id="rId17">
         <w:r>
           <w:rPr>
             <w:rFonts w:ascii="Times New Roman" w:hAnsi="Times New Roman" w:eastAsia="Times New Roman"/>
@@ -1235,7 +1496,7 @@
         </w:rPr>
         <w:t xml:space="preserve">General youth-affairs and meaningful-participation enquiries — </w:t>
       </w:r>
-      <w:hyperlink r:id="rId17">
+      <w:hyperlink r:id="rId18">
         <w:r>
           <w:rPr>
             <w:rFonts w:ascii="Times New Roman" w:hAnsi="Times New Roman" w:eastAsia="Times New Roman"/>
@@ -1269,7 +1530,7 @@
         </w:rPr>
         <w:t xml:space="preserve">UN Youth Delegate Programme and UN youth-system routing — </w:t>
       </w:r>
-      <w:hyperlink r:id="rId18">
+      <w:hyperlink r:id="rId19">
         <w:r>
           <w:rPr>
             <w:rFonts w:ascii="Times New Roman" w:hAnsi="Times New Roman" w:eastAsia="Times New Roman"/>
@@ -1303,7 +1564,7 @@
         </w:rPr>
         <w:t xml:space="preserve">Peer-run coordination mailbox for current UN Youth Delegates — </w:t>
       </w:r>
-      <w:hyperlink r:id="rId19">
+      <w:hyperlink r:id="rId20">
         <w:r>
           <w:rPr>
             <w:rFonts w:ascii="Times New Roman" w:hAnsi="Times New Roman" w:eastAsia="Times New Roman"/>
@@ -1327,7 +1588,7 @@
       <w:pPr>
         <w:pStyle w:val="ListBullet"/>
       </w:pPr>
-      <w:hyperlink r:id="rId15">
+      <w:hyperlink r:id="rId9">
         <w:r>
           <w:rPr>
             <w:rFonts w:ascii="Times New Roman" w:hAnsi="Times New Roman" w:eastAsia="Times New Roman"/>
@@ -1343,7 +1604,39 @@
       <w:pPr>
         <w:pStyle w:val="ListBullet"/>
       </w:pPr>
-      <w:hyperlink r:id="rId20">
+      <w:hyperlink r:id="rId10">
+        <w:r>
+          <w:rPr>
+            <w:rFonts w:ascii="Times New Roman" w:hAnsi="Times New Roman" w:eastAsia="Times New Roman"/>
+            <w:sz w:val="22"/>
+            <w:color w:val="0563C1"/>
+            <w:u w:val="single"/>
+          </w:rPr>
+          <w:t>HLPF preparation and regional forums</w:t>
+        </w:r>
+      </w:hyperlink>
+    </w:p>
+    <w:p>
+      <w:pPr>
+        <w:pStyle w:val="ListBullet"/>
+      </w:pPr>
+      <w:hyperlink r:id="rId11">
+        <w:r>
+          <w:rPr>
+            <w:rFonts w:ascii="Times New Roman" w:hAnsi="Times New Roman" w:eastAsia="Times New Roman"/>
+            <w:sz w:val="22"/>
+            <w:color w:val="0563C1"/>
+            <w:u w:val="single"/>
+          </w:rPr>
+          <w:t>VNR hub and workshops</w:t>
+        </w:r>
+      </w:hyperlink>
+    </w:p>
+    <w:p>
+      <w:pPr>
+        <w:pStyle w:val="ListBullet"/>
+      </w:pPr>
+      <w:hyperlink r:id="rId21">
         <w:r>
           <w:rPr>
             <w:rFonts w:ascii="Times New Roman" w:hAnsi="Times New Roman" w:eastAsia="Times New Roman"/>
@@ -1359,7 +1652,7 @@
       <w:pPr>
         <w:pStyle w:val="ListBullet"/>
       </w:pPr>
-      <w:hyperlink r:id="rId21">
+      <w:hyperlink r:id="rId22">
         <w:r>
           <w:rPr>
             <w:rFonts w:ascii="Times New Roman" w:hAnsi="Times New Roman" w:eastAsia="Times New Roman"/>
@@ -1375,7 +1668,7 @@
       <w:pPr>
         <w:pStyle w:val="ListBullet"/>
       </w:pPr>
-      <w:hyperlink r:id="rId22">
+      <w:hyperlink r:id="rId23">
         <w:r>
           <w:rPr>
             <w:rFonts w:ascii="Times New Roman" w:hAnsi="Times New Roman" w:eastAsia="Times New Roman"/>

--- a/public/downloads/process-briefs/hlpf-prose-brief.docx
+++ b/public/downloads/process-briefs/hlpf-prose-brief.docx
@@ -93,7 +93,7 @@
           <w:i w:val="0"/>
           <w:sz w:val="22"/>
         </w:rPr>
-        <w:t>28 August 2026</w:t>
+        <w:t>29 August 2026</w:t>
       </w:r>
     </w:p>
     <w:p>
@@ -231,126 +231,6 @@
             <w:color w:val="0563C1"/>
             <w:u w:val="single"/>
           </w:rPr>
-          <w:t>2027 theme and SDGs under review</w:t>
-        </w:r>
-      </w:hyperlink>
-      <w:r>
-        <w:rPr>
-          <w:rFonts w:ascii="Times New Roman" w:hAnsi="Times New Roman" w:eastAsia="Times New Roman"/>
-          <w:b/>
-          <w:i w:val="0"/>
-          <w:sz w:val="22"/>
-        </w:rPr>
-        <w:t xml:space="preserve"> — Published for 2027</w:t>
-      </w:r>
-      <w:r>
-        <w:rPr>
-          <w:rFonts w:ascii="Times New Roman" w:hAnsi="Times New Roman" w:eastAsia="Times New Roman"/>
-          <w:b w:val="0"/>
-          <w:i w:val="0"/>
-          <w:sz w:val="22"/>
-        </w:rPr>
-        <w:t>. The 2027 theme is scaling up just transitions to achieve sustainable development, eradicate poverty and fully implement the 2030 Agenda and its SDGs. Goals 4, 10, 12, 15 and 17 will receive in-depth review.</w:t>
-      </w:r>
-      <w:r>
-        <w:rPr>
-          <w:rFonts w:ascii="Times New Roman" w:hAnsi="Times New Roman" w:eastAsia="Times New Roman"/>
-          <w:b w:val="0"/>
-          <w:i/>
-          <w:sz w:val="22"/>
-        </w:rPr>
-        <w:t xml:space="preserve"> Status: Official 2027 framework.</w:t>
-      </w:r>
-    </w:p>
-    <w:p>
-      <w:hyperlink r:id="rId10">
-        <w:r>
-          <w:rPr>
-            <w:rFonts w:ascii="Times New Roman" w:hAnsi="Times New Roman" w:eastAsia="Times New Roman"/>
-            <w:sz w:val="22"/>
-            <w:color w:val="0563C1"/>
-            <w:u w:val="single"/>
-          </w:rPr>
-          <w:t>Regional Forums on Sustainable Development</w:t>
-        </w:r>
-      </w:hyperlink>
-      <w:r>
-        <w:rPr>
-          <w:rFonts w:ascii="Times New Roman" w:hAnsi="Times New Roman" w:eastAsia="Times New Roman"/>
-          <w:b/>
-          <w:i w:val="0"/>
-          <w:sz w:val="22"/>
-        </w:rPr>
-        <w:t xml:space="preserve"> — Usually before the July HLPF · dates set regionally</w:t>
-      </w:r>
-      <w:r>
-        <w:rPr>
-          <w:rFonts w:ascii="Times New Roman" w:hAnsi="Times New Roman" w:eastAsia="Times New Roman"/>
-          <w:b w:val="0"/>
-          <w:i w:val="0"/>
-          <w:sz w:val="22"/>
-        </w:rPr>
-        <w:t>. The five UN regional commissions convene official preparatory forums. Their programmes can provide a regional youth-entry point even when the country is not presenting a VNR, but participation and youth sessions differ by region.</w:t>
-      </w:r>
-      <w:r>
-        <w:rPr>
-          <w:rFonts w:ascii="Times New Roman" w:hAnsi="Times New Roman" w:eastAsia="Times New Roman"/>
-          <w:b w:val="0"/>
-          <w:i/>
-          <w:sz w:val="22"/>
-        </w:rPr>
-        <w:t xml:space="preserve"> Status: Recurring official preparatory process; 2027 dates pending.</w:t>
-      </w:r>
-    </w:p>
-    <w:p>
-      <w:hyperlink r:id="rId11">
-        <w:r>
-          <w:rPr>
-            <w:rFonts w:ascii="Times New Roman" w:hAnsi="Times New Roman" w:eastAsia="Times New Roman"/>
-            <w:sz w:val="22"/>
-            <w:color w:val="0563C1"/>
-            <w:u w:val="single"/>
-          </w:rPr>
-          <w:t>VNR workshops and knowledge exchanges</w:t>
-        </w:r>
-      </w:hyperlink>
-      <w:r>
-        <w:rPr>
-          <w:rFonts w:ascii="Times New Roman" w:hAnsi="Times New Roman" w:eastAsia="Times New Roman"/>
-          <w:b/>
-          <w:i w:val="0"/>
-          <w:sz w:val="22"/>
-        </w:rPr>
-        <w:t xml:space="preserve"> — Across the VNR cycle · for reviewing countries</w:t>
-      </w:r>
-      <w:r>
-        <w:rPr>
-          <w:rFonts w:ascii="Times New Roman" w:hAnsi="Times New Roman" w:eastAsia="Times New Roman"/>
-          <w:b w:val="0"/>
-          <w:i w:val="0"/>
-          <w:sz w:val="22"/>
-        </w:rPr>
-        <w:t>. Official workshops and exchanges explain the current VNR guidance, deadlines and expectations for stakeholder participation. They are useful before the national report and New York presentation are finalized.</w:t>
-      </w:r>
-      <w:r>
-        <w:rPr>
-          <w:rFonts w:ascii="Times New Roman" w:hAnsi="Times New Roman" w:eastAsia="Times New Roman"/>
-          <w:b w:val="0"/>
-          <w:i/>
-          <w:sz w:val="22"/>
-        </w:rPr>
-        <w:t xml:space="preserve"> Status: Recurring official VNR support; 2027 schedule pending.</w:t>
-      </w:r>
-    </w:p>
-    <w:p>
-      <w:hyperlink r:id="rId11">
-        <w:r>
-          <w:rPr>
-            <w:rFonts w:ascii="Times New Roman" w:hAnsi="Times New Roman" w:eastAsia="Times New Roman"/>
-            <w:sz w:val="22"/>
-            <w:color w:val="0563C1"/>
-            <w:u w:val="single"/>
-          </w:rPr>
           <w:t>Voluntary National Review country process</w:t>
         </w:r>
       </w:hyperlink>
@@ -383,7 +263,7 @@
       </w:r>
     </w:p>
     <w:p>
-      <w:hyperlink r:id="rId11">
+      <w:hyperlink r:id="rId9">
         <w:r>
           <w:rPr>
             <w:rFonts w:ascii="Times New Roman" w:hAnsi="Times New Roman" w:eastAsia="Times New Roman"/>
@@ -423,7 +303,7 @@
       </w:r>
     </w:p>
     <w:p>
-      <w:hyperlink r:id="rId12">
+      <w:hyperlink r:id="rId10">
         <w:r>
           <w:rPr>
             <w:rFonts w:ascii="Times New Roman" w:hAnsi="Times New Roman" w:eastAsia="Times New Roman"/>
@@ -463,7 +343,7 @@
       </w:r>
     </w:p>
     <w:p>
-      <w:hyperlink r:id="rId13">
+      <w:hyperlink r:id="rId11">
         <w:r>
           <w:rPr>
             <w:rFonts w:ascii="Times New Roman" w:hAnsi="Times New Roman" w:eastAsia="Times New Roman"/>
@@ -503,7 +383,7 @@
       </w:r>
     </w:p>
     <w:p>
-      <w:hyperlink r:id="rId14">
+      <w:hyperlink r:id="rId12">
         <w:r>
           <w:rPr>
             <w:rFonts w:ascii="Times New Roman" w:hAnsi="Times New Roman" w:eastAsia="Times New Roman"/>
@@ -739,6 +619,52 @@
           <w:i w:val="0"/>
           <w:sz w:val="22"/>
         </w:rPr>
+        <w:t xml:space="preserve">SDG Summit political-declaration zero draft — 2027-05-03 to 2027-05-14: </w:t>
+      </w:r>
+      <w:r>
+        <w:rPr>
+          <w:rFonts w:ascii="Times New Roman" w:hAnsi="Times New Roman" w:eastAsia="Times New Roman"/>
+          <w:b w:val="0"/>
+          <w:i w:val="0"/>
+          <w:sz w:val="22"/>
+        </w:rPr>
+        <w:t>The 2023 Summit precedent placed the zero draft on 8 May. The 2027 co-facilitators have not yet published a timetable. Status: recent cycle.</w:t>
+      </w:r>
+    </w:p>
+    <w:p>
+      <w:pPr>
+        <w:pStyle w:val="ListBullet"/>
+      </w:pPr>
+      <w:r>
+        <w:rPr>
+          <w:rFonts w:ascii="Times New Roman" w:hAnsi="Times New Roman" w:eastAsia="Times New Roman"/>
+          <w:b/>
+          <w:i w:val="0"/>
+          <w:sz w:val="22"/>
+        </w:rPr>
+        <w:t xml:space="preserve">Political-declaration consultations and revisions — 2027-06-01 to 2027-07-23: </w:t>
+      </w:r>
+      <w:r>
+        <w:rPr>
+          <w:rFonts w:ascii="Times New Roman" w:hAnsi="Times New Roman" w:eastAsia="Times New Roman"/>
+          <w:b w:val="0"/>
+          <w:i w:val="0"/>
+          <w:sz w:val="22"/>
+        </w:rPr>
+        <w:t>The 2023 precedent used June consultations and a final draft in July. These dates are an early-warning range, not a 2027 deadline. Status: recent cycle.</w:t>
+      </w:r>
+    </w:p>
+    <w:p>
+      <w:pPr>
+        <w:pStyle w:val="ListBullet"/>
+      </w:pPr>
+      <w:r>
+        <w:rPr>
+          <w:rFonts w:ascii="Times New Roman" w:hAnsi="Times New Roman" w:eastAsia="Times New Roman"/>
+          <w:b/>
+          <w:i w:val="0"/>
+          <w:sz w:val="22"/>
+        </w:rPr>
         <w:t xml:space="preserve">HLPF — 2027-07-06 to 2027-07-15: </w:t>
       </w:r>
       <w:r>
@@ -748,7 +674,7 @@
           <w:i w:val="0"/>
           <w:sz w:val="22"/>
         </w:rPr>
-        <w:t>Official provisional forum dates. Status: official provisional.</w:t>
+        <w:t>Official provisional forum dates. Status: official.</w:t>
       </w:r>
     </w:p>
     <w:p>
@@ -772,96 +698,6 @@
           <w:sz w:val="22"/>
         </w:rPr>
         <w:t>The Heads-of-State HLPF under the General Assembly will take place in September 2027. Exact dates are not yet published. Status: tentative.</w:t>
-      </w:r>
-    </w:p>
-    <w:p>
-      <w:pPr>
-        <w:pStyle w:val="Heading2"/>
-      </w:pPr>
-      <w:r>
-        <w:t>2027 file watch</w:t>
-      </w:r>
-    </w:p>
-    <w:p>
-      <w:r>
-        <w:rPr>
-          <w:rFonts w:ascii="Times New Roman" w:hAnsi="Times New Roman" w:eastAsia="Times New Roman"/>
-          <w:b/>
-          <w:i w:val="0"/>
-          <w:sz w:val="22"/>
-        </w:rPr>
-        <w:t xml:space="preserve">Published: </w:t>
-      </w:r>
-      <w:r>
-        <w:rPr>
-          <w:rFonts w:ascii="Times New Roman" w:hAnsi="Times New Roman" w:eastAsia="Times New Roman"/>
-          <w:b w:val="0"/>
-          <w:i w:val="0"/>
-          <w:sz w:val="22"/>
-        </w:rPr>
-        <w:t>The 2027 theme, SDGs under review and official provisional July dates are public.</w:t>
-      </w:r>
-    </w:p>
-    <w:p>
-      <w:r>
-        <w:rPr>
-          <w:rFonts w:ascii="Times New Roman" w:hAnsi="Times New Roman" w:eastAsia="Times New Roman"/>
-          <w:b/>
-          <w:i w:val="0"/>
-          <w:sz w:val="22"/>
-        </w:rPr>
-        <w:t xml:space="preserve">Expected next: </w:t>
-      </w:r>
-      <w:r>
-        <w:rPr>
-          <w:rFonts w:ascii="Times New Roman" w:hAnsi="Times New Roman" w:eastAsia="Times New Roman"/>
-          <w:b w:val="0"/>
-          <w:i w:val="0"/>
-          <w:sz w:val="22"/>
-        </w:rPr>
-        <w:t>The VNR country list, regional-forum dates, VNR guidance and the SDG Summit political-declaration timetable.</w:t>
-      </w:r>
-    </w:p>
-    <w:p>
-      <w:r>
-        <w:rPr>
-          <w:rFonts w:ascii="Times New Roman" w:hAnsi="Times New Roman" w:eastAsia="Times New Roman"/>
-          <w:b/>
-          <w:i w:val="0"/>
-          <w:sz w:val="22"/>
-        </w:rPr>
-        <w:t xml:space="preserve">Official page: </w:t>
-      </w:r>
-      <w:hyperlink r:id="rId9">
-        <w:r>
-          <w:rPr>
-            <w:rFonts w:ascii="Times New Roman" w:hAnsi="Times New Roman" w:eastAsia="Times New Roman"/>
-            <w:sz w:val="22"/>
-            <w:color w:val="0563C1"/>
-            <w:u w:val="single"/>
-          </w:rPr>
-          <w:t>HLPF 2027 cycle</w:t>
-        </w:r>
-      </w:hyperlink>
-    </w:p>
-    <w:p>
-      <w:r>
-        <w:rPr>
-          <w:rFonts w:ascii="Times New Roman" w:hAnsi="Times New Roman" w:eastAsia="Times New Roman"/>
-          <w:b/>
-          <w:i w:val="0"/>
-          <w:sz w:val="22"/>
-        </w:rPr>
-        <w:t xml:space="preserve">Practical route: </w:t>
-      </w:r>
-      <w:r>
-        <w:rPr>
-          <w:rFonts w:ascii="Times New Roman" w:hAnsi="Times New Roman" w:eastAsia="Times New Roman"/>
-          <w:b w:val="0"/>
-          <w:i w:val="0"/>
-          <w:sz w:val="22"/>
-        </w:rPr>
-        <w:t>Use the national VNR ministry for a country review and your country’s Permanent Mission in New York for the SDG Summit declaration.</w:t>
       </w:r>
     </w:p>
     <w:p>
@@ -911,49 +747,7 @@
           <w:i w:val="0"/>
           <w:sz w:val="22"/>
         </w:rPr>
-        <w:t>The 2027 theme is scaling up just transitions to achieve sustainable development, eradicate poverty and fully implement the 2030 Agenda and its SDGs. Goals 4, 10, 12, 15 and 17 are under in-depth review.</w:t>
-      </w:r>
-    </w:p>
-    <w:p>
-      <w:pPr>
-        <w:pStyle w:val="ListBullet"/>
-      </w:pPr>
-      <w:r>
-        <w:rPr>
-          <w:rFonts w:ascii="Times New Roman" w:hAnsi="Times New Roman" w:eastAsia="Times New Roman"/>
-          <w:b w:val="0"/>
-          <w:i w:val="0"/>
-          <w:sz w:val="22"/>
-        </w:rPr>
         <w:t>The official VNR country list and each reviewing country’s national consultation timetable. VNRs are state-led and country-specific; the New York presentation is the final stage of a longer domestic process.</w:t>
-      </w:r>
-    </w:p>
-    <w:p>
-      <w:pPr>
-        <w:pStyle w:val="ListBullet"/>
-      </w:pPr>
-      <w:r>
-        <w:rPr>
-          <w:rFonts w:ascii="Times New Roman" w:hAnsi="Times New Roman" w:eastAsia="Times New Roman"/>
-          <w:b w:val="0"/>
-          <w:i w:val="0"/>
-          <w:sz w:val="22"/>
-        </w:rPr>
-        <w:t>The five Regional Forums on Sustainable Development and their region-specific youth sessions, which provide official preparatory routes before the July HLPF.</w:t>
-      </w:r>
-    </w:p>
-    <w:p>
-      <w:pPr>
-        <w:pStyle w:val="ListBullet"/>
-      </w:pPr>
-      <w:r>
-        <w:rPr>
-          <w:rFonts w:ascii="Times New Roman" w:hAnsi="Times New Roman" w:eastAsia="Times New Roman"/>
-          <w:b w:val="0"/>
-          <w:i w:val="0"/>
-          <w:sz w:val="22"/>
-        </w:rPr>
-        <w:t>The official VNR workshops and knowledge exchanges for reviewing countries, which publish current guidance and reveal the cycle’s deadlines and expectations for stakeholder participation.</w:t>
       </w:r>
     </w:p>
     <w:p>
@@ -1064,7 +858,7 @@
       <w:pPr>
         <w:pStyle w:val="ListBullet"/>
       </w:pPr>
-      <w:hyperlink r:id="rId15">
+      <w:hyperlink r:id="rId13">
         <w:r>
           <w:rPr>
             <w:rFonts w:ascii="Times New Roman" w:hAnsi="Times New Roman" w:eastAsia="Times New Roman"/>
@@ -1089,7 +883,7 @@
       <w:pPr>
         <w:pStyle w:val="ListBullet"/>
       </w:pPr>
-      <w:hyperlink r:id="rId16">
+      <w:hyperlink r:id="rId14">
         <w:r>
           <w:rPr>
             <w:rFonts w:ascii="Times New Roman" w:hAnsi="Times New Roman" w:eastAsia="Times New Roman"/>
@@ -1131,7 +925,7 @@
         </w:rPr>
         <w:t xml:space="preserve">Previous autumn — </w:t>
       </w:r>
-      <w:hyperlink r:id="rId11">
+      <w:hyperlink r:id="rId9">
         <w:r>
           <w:rPr>
             <w:rFonts w:ascii="Times New Roman" w:hAnsi="Times New Roman" w:eastAsia="Times New Roman"/>
@@ -1163,77 +957,9 @@
           <w:i w:val="0"/>
           <w:sz w:val="22"/>
         </w:rPr>
-        <w:t xml:space="preserve">Before July · dates set by each region — </w:t>
-      </w:r>
-      <w:hyperlink r:id="rId10">
-        <w:r>
-          <w:rPr>
-            <w:rFonts w:ascii="Times New Roman" w:hAnsi="Times New Roman" w:eastAsia="Times New Roman"/>
-            <w:sz w:val="22"/>
-            <w:color w:val="0563C1"/>
-            <w:u w:val="single"/>
-          </w:rPr>
-          <w:t>Regional Forums on Sustainable Development</w:t>
-        </w:r>
-      </w:hyperlink>
-      <w:r>
-        <w:rPr>
-          <w:rFonts w:ascii="Times New Roman" w:hAnsi="Times New Roman" w:eastAsia="Times New Roman"/>
-          <w:b w:val="0"/>
-          <w:i w:val="0"/>
-          <w:sz w:val="22"/>
-        </w:rPr>
-        <w:t>: Check the relevant UN regional commission’s programme for an official regional preparatory forum and any youth or children-and-youth session. Participation conditions and dates differ across the five regions.</w:t>
-      </w:r>
-    </w:p>
-    <w:p>
-      <w:pPr>
-        <w:pStyle w:val="ListBullet"/>
-      </w:pPr>
-      <w:r>
-        <w:rPr>
-          <w:rFonts w:ascii="Times New Roman" w:hAnsi="Times New Roman" w:eastAsia="Times New Roman"/>
-          <w:b/>
-          <w:i w:val="0"/>
-          <w:sz w:val="22"/>
-        </w:rPr>
-        <w:t xml:space="preserve">Across the VNR cycle — </w:t>
-      </w:r>
-      <w:hyperlink r:id="rId11">
-        <w:r>
-          <w:rPr>
-            <w:rFonts w:ascii="Times New Roman" w:hAnsi="Times New Roman" w:eastAsia="Times New Roman"/>
-            <w:sz w:val="22"/>
-            <w:color w:val="0563C1"/>
-            <w:u w:val="single"/>
-          </w:rPr>
-          <w:t>VNR workshops and knowledge exchanges</w:t>
-        </w:r>
-      </w:hyperlink>
-      <w:r>
-        <w:rPr>
-          <w:rFonts w:ascii="Times New Roman" w:hAnsi="Times New Roman" w:eastAsia="Times New Roman"/>
-          <w:b w:val="0"/>
-          <w:i w:val="0"/>
-          <w:sz w:val="22"/>
-        </w:rPr>
-        <w:t>: For reviewing countries, these official sessions explain the current handbook, report milestones and expectations for stakeholder involvement before the VNR is finalized.</w:t>
-      </w:r>
-    </w:p>
-    <w:p>
-      <w:pPr>
-        <w:pStyle w:val="ListBullet"/>
-      </w:pPr>
-      <w:r>
-        <w:rPr>
-          <w:rFonts w:ascii="Times New Roman" w:hAnsi="Times New Roman" w:eastAsia="Times New Roman"/>
-          <w:b/>
-          <w:i w:val="0"/>
-          <w:sz w:val="22"/>
-        </w:rPr>
         <w:t xml:space="preserve">National cycle · often autumn–June — </w:t>
       </w:r>
-      <w:hyperlink r:id="rId11">
+      <w:hyperlink r:id="rId9">
         <w:r>
           <w:rPr>
             <w:rFonts w:ascii="Times New Roman" w:hAnsi="Times New Roman" w:eastAsia="Times New Roman"/>
@@ -1267,7 +993,7 @@
         </w:rPr>
         <w:t xml:space="preserve">When appointed · 2027 dates pending — </w:t>
       </w:r>
-      <w:hyperlink r:id="rId12">
+      <w:hyperlink r:id="rId10">
         <w:r>
           <w:rPr>
             <w:rFonts w:ascii="Times New Roman" w:hAnsi="Times New Roman" w:eastAsia="Times New Roman"/>
@@ -1301,7 +1027,7 @@
         </w:rPr>
         <w:t xml:space="preserve">Spring–summer · 2023 precedent — </w:t>
       </w:r>
-      <w:hyperlink r:id="rId12">
+      <w:hyperlink r:id="rId10">
         <w:r>
           <w:rPr>
             <w:rFonts w:ascii="Times New Roman" w:hAnsi="Times New Roman" w:eastAsia="Times New Roman"/>
@@ -1335,7 +1061,7 @@
         </w:rPr>
         <w:t xml:space="preserve">Spring · if applying — </w:t>
       </w:r>
-      <w:hyperlink r:id="rId13">
+      <w:hyperlink r:id="rId11">
         <w:r>
           <w:rPr>
             <w:rFonts w:ascii="Times New Roman" w:hAnsi="Times New Roman" w:eastAsia="Times New Roman"/>
@@ -1369,7 +1095,7 @@
         </w:rPr>
         <w:t xml:space="preserve">July — </w:t>
       </w:r>
-      <w:hyperlink r:id="rId14">
+      <w:hyperlink r:id="rId12">
         <w:r>
           <w:rPr>
             <w:rFonts w:ascii="Times New Roman" w:hAnsi="Times New Roman" w:eastAsia="Times New Roman"/>
@@ -1403,7 +1129,7 @@
         </w:rPr>
         <w:t xml:space="preserve">September 2027 · exact dates pending — </w:t>
       </w:r>
-      <w:hyperlink r:id="rId9">
+      <w:hyperlink r:id="rId15">
         <w:r>
           <w:rPr>
             <w:rFonts w:ascii="Times New Roman" w:hAnsi="Times New Roman" w:eastAsia="Times New Roman"/>
@@ -1422,6 +1148,19 @@
           <w:sz w:val="22"/>
         </w:rPr>
         <w:t>: The HLPF meets under the General Assembly at Heads-of-State level. The official 2027 page and General Assembly programme will confirm the Summit dates and action on the negotiated political declaration.</w:t>
+      </w:r>
+    </w:p>
+    <w:p>
+      <w:pPr>
+        <w:pStyle w:val="Heading1"/>
+      </w:pPr>
+      <w:r>
+        <w:t>Examples</w:t>
+      </w:r>
+    </w:p>
+    <w:p>
+      <w:r>
+        <w:t>No verified public example is currently included on the website for this process.</w:t>
       </w:r>
     </w:p>
     <w:p>
@@ -1454,7 +1193,7 @@
         </w:rPr>
         <w:t xml:space="preserve">General HLPF enquiries — </w:t>
       </w:r>
-      <w:hyperlink r:id="rId17">
+      <w:hyperlink r:id="rId16">
         <w:r>
           <w:rPr>
             <w:rFonts w:ascii="Times New Roman" w:hAnsi="Times New Roman" w:eastAsia="Times New Roman"/>
@@ -1496,7 +1235,7 @@
         </w:rPr>
         <w:t xml:space="preserve">General youth-affairs and meaningful-participation enquiries — </w:t>
       </w:r>
-      <w:hyperlink r:id="rId18">
+      <w:hyperlink r:id="rId17">
         <w:r>
           <w:rPr>
             <w:rFonts w:ascii="Times New Roman" w:hAnsi="Times New Roman" w:eastAsia="Times New Roman"/>
@@ -1530,7 +1269,7 @@
         </w:rPr>
         <w:t xml:space="preserve">UN Youth Delegate Programme and UN youth-system routing — </w:t>
       </w:r>
-      <w:hyperlink r:id="rId19">
+      <w:hyperlink r:id="rId18">
         <w:r>
           <w:rPr>
             <w:rFonts w:ascii="Times New Roman" w:hAnsi="Times New Roman" w:eastAsia="Times New Roman"/>
@@ -1564,7 +1303,7 @@
         </w:rPr>
         <w:t xml:space="preserve">Peer-run coordination mailbox for current UN Youth Delegates — </w:t>
       </w:r>
-      <w:hyperlink r:id="rId20">
+      <w:hyperlink r:id="rId19">
         <w:r>
           <w:rPr>
             <w:rFonts w:ascii="Times New Roman" w:hAnsi="Times New Roman" w:eastAsia="Times New Roman"/>
@@ -1588,7 +1327,7 @@
       <w:pPr>
         <w:pStyle w:val="ListBullet"/>
       </w:pPr>
-      <w:hyperlink r:id="rId9">
+      <w:hyperlink r:id="rId15">
         <w:r>
           <w:rPr>
             <w:rFonts w:ascii="Times New Roman" w:hAnsi="Times New Roman" w:eastAsia="Times New Roman"/>
@@ -1604,7 +1343,7 @@
       <w:pPr>
         <w:pStyle w:val="ListBullet"/>
       </w:pPr>
-      <w:hyperlink r:id="rId10">
+      <w:hyperlink r:id="rId20">
         <w:r>
           <w:rPr>
             <w:rFonts w:ascii="Times New Roman" w:hAnsi="Times New Roman" w:eastAsia="Times New Roman"/>
@@ -1612,23 +1351,7 @@
             <w:color w:val="0563C1"/>
             <w:u w:val="single"/>
           </w:rPr>
-          <w:t>HLPF preparation and regional forums</w:t>
-        </w:r>
-      </w:hyperlink>
-    </w:p>
-    <w:p>
-      <w:pPr>
-        <w:pStyle w:val="ListBullet"/>
-      </w:pPr>
-      <w:hyperlink r:id="rId11">
-        <w:r>
-          <w:rPr>
-            <w:rFonts w:ascii="Times New Roman" w:hAnsi="Times New Roman" w:eastAsia="Times New Roman"/>
-            <w:sz w:val="22"/>
-            <w:color w:val="0563C1"/>
-            <w:u w:val="single"/>
-          </w:rPr>
-          <w:t>VNR hub and workshops</w:t>
+          <w:t>HLPF Secretariat</w:t>
         </w:r>
       </w:hyperlink>
     </w:p>
@@ -1644,7 +1367,7 @@
             <w:color w:val="0563C1"/>
             <w:u w:val="single"/>
           </w:rPr>
-          <w:t>HLPF Secretariat</w:t>
+          <w:t>HLPF Handbook</w:t>
         </w:r>
       </w:hyperlink>
     </w:p>
@@ -1653,22 +1376,6 @@
         <w:pStyle w:val="ListBullet"/>
       </w:pPr>
       <w:hyperlink r:id="rId22">
-        <w:r>
-          <w:rPr>
-            <w:rFonts w:ascii="Times New Roman" w:hAnsi="Times New Roman" w:eastAsia="Times New Roman"/>
-            <w:sz w:val="22"/>
-            <w:color w:val="0563C1"/>
-            <w:u w:val="single"/>
-          </w:rPr>
-          <w:t>HLPF Handbook</w:t>
-        </w:r>
-      </w:hyperlink>
-    </w:p>
-    <w:p>
-      <w:pPr>
-        <w:pStyle w:val="ListBullet"/>
-      </w:pPr>
-      <w:hyperlink r:id="rId23">
         <w:r>
           <w:rPr>
             <w:rFonts w:ascii="Times New Roman" w:hAnsi="Times New Roman" w:eastAsia="Times New Roman"/>
